--- a/CÔNG TY TNHH XINYUAN/XINYUAN_ThaydoitenVietTat/XINYUAN_DeNghiThayDoi.docx
+++ b/CÔNG TY TNHH XINYUAN/XINYUAN_ThaydoitenVietTat/XINYUAN_DeNghiThayDoi.docx
@@ -279,7 +279,7 @@
                 <w:sz w:val="26"/>
                 <w:szCs w:val="26"/>
               </w:rPr>
-              <w:t>20</w:t>
+              <w:t>4</w:t>
             </w:r>
             <w:r>
               <w:rPr>
@@ -306,8 +306,10 @@
                 <w:sz w:val="26"/>
                 <w:szCs w:val="26"/>
               </w:rPr>
-              <w:t>4</w:t>
+              <w:t>5</w:t>
             </w:r>
+            <w:bookmarkStart w:id="1" w:name="_GoBack"/>
+            <w:bookmarkEnd w:id="1"/>
             <w:r>
               <w:rPr>
                 <w:rFonts w:ascii="Times New Roman" w:eastAsia="Times New Roman" w:hAnsi="Times New Roman" w:cs="Times New Roman"/>
@@ -440,7 +442,7 @@
         <w:br/>
         <w:t xml:space="preserve">Đăng ký </w:t>
       </w:r>
-      <w:bookmarkStart w:id="1" w:name="_Hlk174028475"/>
+      <w:bookmarkStart w:id="2" w:name="_Hlk174028475"/>
       <w:r>
         <w:rPr>
           <w:rFonts w:ascii="Times New Roman" w:eastAsia="Calibri" w:hAnsi="Times New Roman" w:cs="Times New Roman"/>
@@ -450,7 +452,7 @@
         </w:rPr>
         <w:t>thay đổi nội dung Giấy chứng nhận đăng ký doanh nghiệp</w:t>
       </w:r>
-      <w:bookmarkEnd w:id="1"/>
+      <w:bookmarkEnd w:id="2"/>
       <w:r>
         <w:rPr>
           <w:rFonts w:ascii="Times New Roman" w:eastAsia="Calibri" w:hAnsi="Times New Roman" w:cs="Times New Roman"/>
@@ -1166,7 +1168,7 @@
           <w:szCs w:val="28"/>
         </w:rPr>
       </w:pPr>
-      <w:bookmarkStart w:id="2" w:name="_Hlk177941427"/>
+      <w:bookmarkStart w:id="3" w:name="_Hlk177941427"/>
       <w:r>
         <w:rPr>
           <w:rFonts w:ascii="Times New Roman" w:eastAsia="Calibri" w:hAnsi="Times New Roman" w:cs="Times New Roman"/>
@@ -1184,9 +1186,9 @@
         </w:rPr>
         <w:t>Doanh nghiệp chọn và kê khai vào trang tương ứng với nội dung đăng ký/</w:t>
       </w:r>
-      <w:bookmarkStart w:id="3" w:name="_Hlk177941461"/>
-    </w:p>
-    <w:bookmarkEnd w:id="3"/>
+      <w:bookmarkStart w:id="4" w:name="_Hlk177941461"/>
+    </w:p>
+    <w:bookmarkEnd w:id="4"/>
     <w:p>
       <w:pPr>
         <w:tabs>
@@ -1218,7 +1220,7 @@
         </w:rPr>
         <w:t>)</w:t>
       </w:r>
-      <w:bookmarkEnd w:id="2"/>
+      <w:bookmarkEnd w:id="3"/>
     </w:p>
     <w:p>
       <w:pPr>
@@ -1885,7 +1887,7 @@
         </w:rPr>
         <w:t xml:space="preserve">- Doanh </w:t>
       </w:r>
-      <w:bookmarkStart w:id="4" w:name="_Hlk177941472"/>
+      <w:bookmarkStart w:id="5" w:name="_Hlk177941472"/>
       <w:r>
         <w:rPr>
           <w:rFonts w:ascii="Times New Roman" w:eastAsia="Calibri" w:hAnsi="Times New Roman" w:cs="Times New Roman"/>
@@ -1917,7 +1919,7 @@
         <w:t xml:space="preserve">              Không</w:t>
       </w:r>
     </w:p>
-    <w:bookmarkEnd w:id="4"/>
+    <w:bookmarkEnd w:id="5"/>
     <w:p>
       <w:pPr>
         <w:spacing w:before="120" w:after="120" w:line="240" w:lineRule="auto"/>
@@ -1969,7 +1971,7 @@
           <w:szCs w:val="28"/>
         </w:rPr>
       </w:pPr>
-      <w:bookmarkStart w:id="5" w:name="_Hlk177941498"/>
+      <w:bookmarkStart w:id="6" w:name="_Hlk177941498"/>
       <w:r>
         <w:rPr>
           <w:rFonts w:ascii="Times New Roman" w:eastAsia="Calibri" w:hAnsi="Times New Roman" w:cs="Times New Roman"/>
@@ -1979,7 +1981,7 @@
         <w:lastRenderedPageBreak/>
         <w:t xml:space="preserve">ĐĂNG KÝ THAY ĐỔI TÊN </w:t>
       </w:r>
-      <w:bookmarkEnd w:id="5"/>
+      <w:bookmarkEnd w:id="6"/>
       <w:r>
         <w:rPr>
           <w:rFonts w:ascii="Times New Roman" w:eastAsia="Calibri" w:hAnsi="Times New Roman" w:cs="Times New Roman"/>
@@ -3179,8 +3181,6 @@
       <w:r>
         <w:tab/>
       </w:r>
-      <w:bookmarkStart w:id="6" w:name="_GoBack"/>
-      <w:bookmarkEnd w:id="6"/>
       <w:r>
         <w:rPr>
           <w:rFonts w:ascii="Times New Roman" w:eastAsia="Times New Roman" w:hAnsi="Times New Roman"/>
